--- a/Ipotesi di marcature TEI.docx
+++ b/Ipotesi di marcature TEI.docx
@@ -4181,7 +4181,35 @@
           <w:sz w:val="20"/>
           <w:szCs w:val="20"/>
         </w:rPr>
-        <w:t xml:space="preserve">, con l’aggiunta di note con </w:t>
+        <w:t xml:space="preserve"> (&lt;bibl&gt; o </w:t>
+      </w:r>
+      <w:r>
+        <w:rPr>
+          <w:sz w:val="20"/>
+          <w:szCs w:val="20"/>
+        </w:rPr>
+        <w:t>simili)</w:t>
+      </w:r>
+      <w:r>
+        <w:rPr>
+          <w:sz w:val="20"/>
+          <w:szCs w:val="20"/>
+        </w:rPr>
+        <w:t>, con l’aggiunta di note</w:t>
+      </w:r>
+      <w:r>
+        <w:rPr>
+          <w:sz w:val="20"/>
+          <w:szCs w:val="20"/>
+        </w:rPr>
+        <w:t xml:space="preserve"> (&lt;note&gt;)</w:t>
+      </w:r>
+      <w:r>
+        <w:rPr>
+          <w:sz w:val="20"/>
+          <w:szCs w:val="20"/>
+        </w:rPr>
+        <w:t xml:space="preserve"> con </w:t>
       </w:r>
       <w:r>
         <w:rPr>
@@ -4196,6 +4224,13 @@
           <w:szCs w:val="20"/>
         </w:rPr>
         <w:t>type=“crit” dove opportuno</w:t>
+      </w:r>
+      <w:r>
+        <w:rPr>
+          <w:sz w:val="20"/>
+          <w:szCs w:val="20"/>
+        </w:rPr>
+        <w:t>.</w:t>
       </w:r>
     </w:p>
     <w:p>
@@ -4370,154 +4405,151 @@
         </w:rPr>
         <w:t>&lt;</w:t>
       </w:r>
-      <w:hyperlink r:id="rId28">
+      <w:hyperlink r:id="rId28" w:history="1">
         <w:r>
           <w:rPr>
+            <w:rStyle w:val="Collegamentoipertestuale"/>
             <w:rFonts w:ascii="Consolas" w:eastAsia="Consolas" w:hAnsi="Consolas" w:cs="Consolas"/>
             <w:b/>
-            <w:color w:val="0563C1"/>
+            <w:bCs/>
             <w:sz w:val="16"/>
             <w:szCs w:val="16"/>
-            <w:u w:val="single"/>
           </w:rPr>
           <w:t>bibl</w:t>
         </w:r>
       </w:hyperlink>
+      <w:r>
+        <w:rPr>
+          <w:rFonts w:ascii="Consolas" w:eastAsia="Consolas" w:hAnsi="Consolas" w:cs="Consolas"/>
+          <w:color w:val="000000"/>
+          <w:sz w:val="16"/>
+          <w:szCs w:val="16"/>
+        </w:rPr>
+        <w:t xml:space="preserve"> xm</w:t>
+      </w:r>
+      <w:r>
+        <w:rPr>
+          <w:rFonts w:ascii="Consolas" w:eastAsia="Consolas" w:hAnsi="Consolas" w:cs="Consolas"/>
+          <w:color w:val="000000"/>
+          <w:sz w:val="16"/>
+          <w:szCs w:val="16"/>
+        </w:rPr>
+        <w:t>l:id="tlk_36"&gt;Tolkien (1936) &lt;/bibl&gt; tells us that &lt;quote source="#tlk_36"&gt; &lt;title&gt;Beowulf&lt;/title&gt; is in fact … &lt;/quote&gt;</w:t>
+      </w:r>
+    </w:p>
+    <w:p>
+      <w:pPr>
+        <w:pBdr>
+          <w:top w:val="nil"/>
+          <w:left w:val="nil"/>
+          <w:bottom w:val="nil"/>
+          <w:right w:val="nil"/>
+          <w:between w:val="nil"/>
+        </w:pBdr>
+        <w:spacing w:after="0" w:line="240" w:lineRule="auto"/>
+        <w:rPr>
+          <w:color w:val="000000"/>
+          <w:sz w:val="20"/>
+          <w:szCs w:val="20"/>
+        </w:rPr>
+      </w:pPr>
+    </w:p>
+    <w:p>
+      <w:pPr>
+        <w:pBdr>
+          <w:top w:val="nil"/>
+          <w:left w:val="nil"/>
+          <w:bottom w:val="nil"/>
+          <w:right w:val="nil"/>
+          <w:between w:val="nil"/>
+        </w:pBdr>
+        <w:spacing w:after="0" w:line="240" w:lineRule="auto"/>
+        <w:rPr>
+          <w:i/>
+          <w:color w:val="000000"/>
+          <w:sz w:val="20"/>
+          <w:szCs w:val="20"/>
+        </w:rPr>
+      </w:pPr>
+      <w:r>
+        <w:rPr>
+          <w:i/>
+          <w:color w:val="000000"/>
+          <w:sz w:val="20"/>
+          <w:szCs w:val="20"/>
+        </w:rPr>
+        <w:t>↓ Bibliografia del documento ↓</w:t>
+      </w:r>
+    </w:p>
+    <w:p>
+      <w:pPr>
+        <w:pBdr>
+          <w:top w:val="nil"/>
+          <w:left w:val="nil"/>
+          <w:bottom w:val="nil"/>
+          <w:right w:val="nil"/>
+          <w:between w:val="nil"/>
+        </w:pBdr>
+        <w:spacing w:after="0" w:line="240" w:lineRule="auto"/>
+        <w:rPr>
+          <w:color w:val="000000"/>
+          <w:sz w:val="20"/>
+          <w:szCs w:val="20"/>
+        </w:rPr>
+      </w:pPr>
+      <w:r>
+        <w:rPr>
+          <w:color w:val="000000"/>
+          <w:sz w:val="20"/>
+          <w:szCs w:val="20"/>
+        </w:rPr>
+        <w:t>Possiamo creare una &lt;listBibl&gt; inserendo ogni elemento bibliografico come una entrata.</w:t>
+      </w:r>
+    </w:p>
+    <w:p>
+      <w:pPr>
+        <w:pBdr>
+          <w:top w:val="nil"/>
+          <w:left w:val="nil"/>
+          <w:bottom w:val="nil"/>
+          <w:right w:val="nil"/>
+          <w:between w:val="nil"/>
+        </w:pBdr>
+        <w:spacing w:after="0" w:line="240" w:lineRule="auto"/>
+        <w:rPr>
+          <w:color w:val="000000"/>
+          <w:sz w:val="20"/>
+          <w:szCs w:val="20"/>
+        </w:rPr>
+      </w:pPr>
+    </w:p>
+    <w:p>
+      <w:pPr>
+        <w:pBdr>
+          <w:top w:val="nil"/>
+          <w:left w:val="nil"/>
+          <w:bottom w:val="nil"/>
+          <w:right w:val="nil"/>
+          <w:between w:val="nil"/>
+        </w:pBdr>
+        <w:spacing w:after="0" w:line="240" w:lineRule="auto"/>
+        <w:rPr>
+          <w:rFonts w:ascii="Consolas" w:eastAsia="Consolas" w:hAnsi="Consolas" w:cs="Consolas"/>
+          <w:color w:val="000000"/>
+          <w:sz w:val="16"/>
+          <w:szCs w:val="16"/>
+        </w:rPr>
+      </w:pPr>
+      <w:r>
+        <w:rPr>
+          <w:rFonts w:ascii="Consolas" w:eastAsia="Consolas" w:hAnsi="Consolas" w:cs="Consolas"/>
+          <w:color w:val="000000"/>
+          <w:sz w:val="16"/>
+          <w:szCs w:val="16"/>
+        </w:rPr>
+        <w:t>&lt;</w:t>
+      </w:r>
       <w:hyperlink r:id="rId29">
-        <w:r>
-          <w:rPr>
-            <w:rFonts w:ascii="Consolas" w:eastAsia="Consolas" w:hAnsi="Consolas" w:cs="Consolas"/>
-            <w:color w:val="0563C1"/>
-            <w:sz w:val="16"/>
-            <w:szCs w:val="16"/>
-            <w:u w:val="single"/>
-          </w:rPr>
-          <w:t xml:space="preserve"> </w:t>
-        </w:r>
-      </w:hyperlink>
-      <w:r>
-        <w:rPr>
-          <w:rFonts w:ascii="Consolas" w:eastAsia="Consolas" w:hAnsi="Consolas" w:cs="Consolas"/>
-          <w:color w:val="000000"/>
-          <w:sz w:val="16"/>
-          <w:szCs w:val="16"/>
-        </w:rPr>
-        <w:t>xml:id="tlk_36"&gt;Tolkien (1936) &lt;/bibl&gt; tells us that &lt;quote source="#tlk_36"&gt; &lt;title&gt;Beowulf&lt;/title&gt; is in fact … &lt;/quote&gt;</w:t>
-      </w:r>
-    </w:p>
-    <w:p>
-      <w:pPr>
-        <w:pBdr>
-          <w:top w:val="nil"/>
-          <w:left w:val="nil"/>
-          <w:bottom w:val="nil"/>
-          <w:right w:val="nil"/>
-          <w:between w:val="nil"/>
-        </w:pBdr>
-        <w:spacing w:after="0" w:line="240" w:lineRule="auto"/>
-        <w:rPr>
-          <w:color w:val="000000"/>
-          <w:sz w:val="20"/>
-          <w:szCs w:val="20"/>
-        </w:rPr>
-      </w:pPr>
-    </w:p>
-    <w:p>
-      <w:pPr>
-        <w:pBdr>
-          <w:top w:val="nil"/>
-          <w:left w:val="nil"/>
-          <w:bottom w:val="nil"/>
-          <w:right w:val="nil"/>
-          <w:between w:val="nil"/>
-        </w:pBdr>
-        <w:spacing w:after="0" w:line="240" w:lineRule="auto"/>
-        <w:rPr>
-          <w:i/>
-          <w:color w:val="000000"/>
-          <w:sz w:val="20"/>
-          <w:szCs w:val="20"/>
-        </w:rPr>
-      </w:pPr>
-      <w:r>
-        <w:rPr>
-          <w:i/>
-          <w:color w:val="000000"/>
-          <w:sz w:val="20"/>
-          <w:szCs w:val="20"/>
-        </w:rPr>
-        <w:t>↓ Bibliografia del documento ↓</w:t>
-      </w:r>
-    </w:p>
-    <w:p>
-      <w:pPr>
-        <w:pBdr>
-          <w:top w:val="nil"/>
-          <w:left w:val="nil"/>
-          <w:bottom w:val="nil"/>
-          <w:right w:val="nil"/>
-          <w:between w:val="nil"/>
-        </w:pBdr>
-        <w:spacing w:after="0" w:line="240" w:lineRule="auto"/>
-        <w:rPr>
-          <w:color w:val="000000"/>
-          <w:sz w:val="20"/>
-          <w:szCs w:val="20"/>
-        </w:rPr>
-      </w:pPr>
-      <w:r>
-        <w:rPr>
-          <w:color w:val="000000"/>
-          <w:sz w:val="20"/>
-          <w:szCs w:val="20"/>
-        </w:rPr>
-        <w:t>Possiamo creare una &lt;listBibl&gt; inserendo ogni elemento bibliografico come una entrata.</w:t>
-      </w:r>
-    </w:p>
-    <w:p>
-      <w:pPr>
-        <w:pBdr>
-          <w:top w:val="nil"/>
-          <w:left w:val="nil"/>
-          <w:bottom w:val="nil"/>
-          <w:right w:val="nil"/>
-          <w:between w:val="nil"/>
-        </w:pBdr>
-        <w:spacing w:after="0" w:line="240" w:lineRule="auto"/>
-        <w:rPr>
-          <w:color w:val="000000"/>
-          <w:sz w:val="20"/>
-          <w:szCs w:val="20"/>
-        </w:rPr>
-      </w:pPr>
-    </w:p>
-    <w:p>
-      <w:pPr>
-        <w:pBdr>
-          <w:top w:val="nil"/>
-          <w:left w:val="nil"/>
-          <w:bottom w:val="nil"/>
-          <w:right w:val="nil"/>
-          <w:between w:val="nil"/>
-        </w:pBdr>
-        <w:spacing w:after="0" w:line="240" w:lineRule="auto"/>
-        <w:rPr>
-          <w:rFonts w:ascii="Consolas" w:eastAsia="Consolas" w:hAnsi="Consolas" w:cs="Consolas"/>
-          <w:color w:val="000000"/>
-          <w:sz w:val="16"/>
-          <w:szCs w:val="16"/>
-        </w:rPr>
-      </w:pPr>
-      <w:r>
-        <w:rPr>
-          <w:rFonts w:ascii="Consolas" w:eastAsia="Consolas" w:hAnsi="Consolas" w:cs="Consolas"/>
-          <w:color w:val="000000"/>
-          <w:sz w:val="16"/>
-          <w:szCs w:val="16"/>
-        </w:rPr>
-        <w:t>&lt;</w:t>
-      </w:r>
-      <w:hyperlink r:id="rId30">
         <w:r>
           <w:rPr>
             <w:rFonts w:ascii="Consolas" w:eastAsia="Consolas" w:hAnsi="Consolas" w:cs="Consolas"/>
@@ -4870,7 +4902,7 @@
         </w:rPr>
         <w:t>Nota: &lt;bibl&gt; indica una citazione bibliografica con una struttura piuttosto libera, per citazioni bibliografiche più strutturate si può usare &lt;</w:t>
       </w:r>
-      <w:hyperlink r:id="rId31">
+      <w:hyperlink r:id="rId30">
         <w:r>
           <w:rPr>
             <w:b/>
@@ -4890,7 +4922,7 @@
         </w:rPr>
         <w:t>&gt;, e nel caso la struttura fosse completa &lt;</w:t>
       </w:r>
-      <w:hyperlink r:id="rId32">
+      <w:hyperlink r:id="rId31">
         <w:r>
           <w:rPr>
             <w:b/>
@@ -4998,7 +5030,7 @@
         </w:rPr>
         <w:t>Potremmo sfruttare &lt;</w:t>
       </w:r>
-      <w:hyperlink r:id="rId33" w:history="1">
+      <w:hyperlink r:id="rId32" w:history="1">
         <w:r>
           <w:rPr>
             <w:rStyle w:val="Collegamentoipertestuale"/>
@@ -5050,7 +5082,7 @@
         </w:rPr>
         <w:t xml:space="preserve"> &lt;</w:t>
       </w:r>
-      <w:hyperlink r:id="rId34" w:history="1">
+      <w:hyperlink r:id="rId33" w:history="1">
         <w:r>
           <w:rPr>
             <w:rStyle w:val="Collegamentoipertestuale"/>
@@ -5161,7 +5193,7 @@
         </w:rPr>
         <w:t xml:space="preserve">   &lt;</w:t>
       </w:r>
-      <w:hyperlink r:id="rId35" w:history="1">
+      <w:hyperlink r:id="rId34" w:history="1">
         <w:r>
           <w:rPr>
             <w:rStyle w:val="Collegamentoipertestuale"/>
@@ -5237,7 +5269,7 @@
         </w:rPr>
         <w:t>&lt;</w:t>
       </w:r>
-      <w:hyperlink r:id="rId36" w:history="1">
+      <w:hyperlink r:id="rId35" w:history="1">
         <w:r>
           <w:rPr>
             <w:rStyle w:val="Collegamentoipertestuale"/>
@@ -5323,7 +5355,7 @@
         </w:rPr>
         <w:t xml:space="preserve">         &lt;</w:t>
       </w:r>
-      <w:hyperlink r:id="rId37" w:history="1">
+      <w:hyperlink r:id="rId36" w:history="1">
         <w:r>
           <w:rPr>
             <w:rStyle w:val="Collegamentoipertestuale"/>
@@ -5767,7 +5799,7 @@
         </w:rPr>
         <w:t>&lt;</w:t>
       </w:r>
-      <w:hyperlink r:id="rId38" w:history="1">
+      <w:hyperlink r:id="rId37" w:history="1">
         <w:r>
           <w:rPr>
             <w:rStyle w:val="Collegamentoipertestuale"/>
@@ -5862,7 +5894,7 @@
         </w:rPr>
         <w:t>&lt;</w:t>
       </w:r>
-      <w:hyperlink r:id="rId39" w:history="1">
+      <w:hyperlink r:id="rId38" w:history="1">
         <w:r>
           <w:rPr>
             <w:rStyle w:val="Collegamentoipertestuale"/>
@@ -6554,7 +6586,7 @@
         </w:rPr>
         <w:t>Utilizziamo il tag &lt;</w:t>
       </w:r>
-      <w:hyperlink r:id="rId40">
+      <w:hyperlink r:id="rId39">
         <w:r>
           <w:rPr>
             <w:b/>
@@ -6845,7 +6877,7 @@
         </w:rPr>
         <w:t xml:space="preserve"> &lt;</w:t>
       </w:r>
-      <w:hyperlink r:id="rId41">
+      <w:hyperlink r:id="rId40">
         <w:r>
           <w:rPr>
             <w:b/>
@@ -7083,7 +7115,7 @@
         </w:rPr>
         <w:t>&lt;</w:t>
       </w:r>
-      <w:hyperlink r:id="rId42">
+      <w:hyperlink r:id="rId41">
         <w:r>
           <w:rPr>
             <w:rFonts w:ascii="Consolas" w:eastAsia="Consolas" w:hAnsi="Consolas" w:cs="Consolas"/>
@@ -7302,7 +7334,7 @@
         </w:rPr>
         <w:t>The story I am going to relate is true as to its main facts, and as to the consequences &lt;</w:t>
       </w:r>
-      <w:hyperlink r:id="rId43">
+      <w:hyperlink r:id="rId42">
         <w:r>
           <w:rPr>
             <w:rFonts w:ascii="Consolas" w:eastAsia="Consolas" w:hAnsi="Consolas" w:cs="Consolas"/>
@@ -7315,7 +7347,7 @@
           <w:t xml:space="preserve">add </w:t>
         </w:r>
       </w:hyperlink>
-      <w:hyperlink r:id="rId44">
+      <w:hyperlink r:id="rId43">
         <w:r>
           <w:rPr>
             <w:rFonts w:ascii="Consolas" w:eastAsia="Consolas" w:hAnsi="Consolas" w:cs="Consolas"/>
@@ -7450,7 +7482,7 @@
         </w:rPr>
         <w:t>&lt;</w:t>
       </w:r>
-      <w:hyperlink r:id="rId45">
+      <w:hyperlink r:id="rId44">
         <w:r>
           <w:rPr>
             <w:rFonts w:ascii="Consolas" w:eastAsia="Consolas" w:hAnsi="Consolas" w:cs="Consolas"/>
@@ -7490,6 +7522,172 @@
           <w:szCs w:val="16"/>
         </w:rPr>
         <w:t>"&gt;Inviolable&lt;/del&gt; &lt;</w:t>
+      </w:r>
+      <w:hyperlink r:id="rId45">
+        <w:r>
+          <w:rPr>
+            <w:rFonts w:ascii="Consolas" w:eastAsia="Consolas" w:hAnsi="Consolas" w:cs="Consolas"/>
+            <w:b/>
+            <w:color w:val="0563C1"/>
+            <w:sz w:val="16"/>
+            <w:szCs w:val="16"/>
+            <w:u w:val="single"/>
+          </w:rPr>
+          <w:t>add</w:t>
+        </w:r>
+      </w:hyperlink>
+      <w:r>
+        <w:rPr>
+          <w:rFonts w:ascii="Consolas" w:eastAsia="Consolas" w:hAnsi="Consolas" w:cs="Consolas"/>
+          <w:color w:val="000000"/>
+          <w:sz w:val="16"/>
+          <w:szCs w:val="16"/>
+        </w:rPr>
+        <w:t xml:space="preserve"> place="</w:t>
+      </w:r>
+      <w:r>
+        <w:rPr>
+          <w:rFonts w:ascii="Consolas" w:eastAsia="Consolas" w:hAnsi="Consolas" w:cs="Consolas"/>
+          <w:b/>
+          <w:color w:val="000000"/>
+          <w:sz w:val="16"/>
+          <w:szCs w:val="16"/>
+        </w:rPr>
+        <w:t>above</w:t>
+      </w:r>
+      <w:r>
+        <w:rPr>
+          <w:rFonts w:ascii="Consolas" w:eastAsia="Consolas" w:hAnsi="Consolas" w:cs="Consolas"/>
+          <w:color w:val="000000"/>
+          <w:sz w:val="16"/>
+          <w:szCs w:val="16"/>
+        </w:rPr>
+        <w:t>"&gt;Inexplicable&lt;/add&gt; splendour of Corinthian white and gold</w:t>
+      </w:r>
+    </w:p>
+    <w:p>
+      <w:pPr>
+        <w:pBdr>
+          <w:top w:val="nil"/>
+          <w:left w:val="nil"/>
+          <w:bottom w:val="nil"/>
+          <w:right w:val="nil"/>
+          <w:between w:val="nil"/>
+        </w:pBdr>
+        <w:spacing w:after="0" w:line="240" w:lineRule="auto"/>
+        <w:rPr>
+          <w:rFonts w:ascii="Consolas" w:eastAsia="Consolas" w:hAnsi="Consolas" w:cs="Consolas"/>
+          <w:color w:val="000000"/>
+          <w:sz w:val="20"/>
+          <w:szCs w:val="20"/>
+        </w:rPr>
+      </w:pPr>
+    </w:p>
+    <w:p>
+      <w:pPr>
+        <w:pStyle w:val="Titolo3"/>
+        <w:rPr>
+          <w:b/>
+          <w:color w:val="000000"/>
+        </w:rPr>
+      </w:pPr>
+      <w:r>
+        <w:rPr>
+          <w:b/>
+          <w:color w:val="000000"/>
+        </w:rPr>
+        <w:t>&lt;sub&gt;</w:t>
+      </w:r>
+      <w:r>
+        <w:rPr>
+          <w:b/>
+          <w:color w:val="000000"/>
+        </w:rPr>
+        <w:tab/>
+      </w:r>
+      <w:r>
+        <w:rPr>
+          <w:b/>
+          <w:color w:val="000000"/>
+        </w:rPr>
+        <w:tab/>
+      </w:r>
+      <w:r>
+        <w:rPr>
+          <w:b/>
+          <w:color w:val="000000"/>
+        </w:rPr>
+        <w:tab/>
+        <w:t>Testo sottoscritto</w:t>
+      </w:r>
+    </w:p>
+    <w:p>
+      <w:pPr>
+        <w:spacing w:after="0" w:line="240" w:lineRule="auto"/>
+        <w:rPr>
+          <w:i/>
+          <w:sz w:val="20"/>
+          <w:szCs w:val="20"/>
+        </w:rPr>
+      </w:pPr>
+      <w:r>
+        <w:rPr>
+          <w:i/>
+          <w:sz w:val="20"/>
+          <w:szCs w:val="20"/>
+        </w:rPr>
+        <w:t>IPOTESI 1 = testo sottoscritto come inserimento, come aggiunta:</w:t>
+      </w:r>
+    </w:p>
+    <w:p>
+      <w:pPr>
+        <w:spacing w:after="0" w:line="240" w:lineRule="auto"/>
+        <w:rPr>
+          <w:sz w:val="20"/>
+          <w:szCs w:val="20"/>
+        </w:rPr>
+      </w:pPr>
+      <w:r>
+        <w:rPr>
+          <w:sz w:val="20"/>
+          <w:szCs w:val="20"/>
+        </w:rPr>
+        <w:t xml:space="preserve">&lt;add&gt; indica un’aggiunta al testo, l’attributo “place="below"” specifica la posizione nel foglio rispetto alla riga di testo </w:t>
+      </w:r>
+      <w:r>
+        <w:rPr>
+          <w:sz w:val="20"/>
+          <w:szCs w:val="20"/>
+        </w:rPr>
+        <w:tab/>
+        <w:t xml:space="preserve"> “place” oppure “rend” </w:t>
+      </w:r>
+    </w:p>
+    <w:p>
+      <w:pPr>
+        <w:spacing w:after="0" w:line="240" w:lineRule="auto"/>
+        <w:rPr>
+          <w:sz w:val="20"/>
+          <w:szCs w:val="20"/>
+        </w:rPr>
+      </w:pPr>
+    </w:p>
+    <w:p>
+      <w:pPr>
+        <w:spacing w:after="0" w:line="240" w:lineRule="auto"/>
+        <w:rPr>
+          <w:rFonts w:ascii="Consolas" w:eastAsia="Consolas" w:hAnsi="Consolas" w:cs="Consolas"/>
+          <w:sz w:val="16"/>
+          <w:szCs w:val="16"/>
+        </w:rPr>
+      </w:pPr>
+      <w:r>
+        <w:rPr>
+          <w:rFonts w:ascii="Consolas" w:eastAsia="Consolas" w:hAnsi="Consolas" w:cs="Consolas"/>
+          <w:sz w:val="16"/>
+          <w:szCs w:val="16"/>
+        </w:rPr>
+        <w:t>The story I am going to relate is true as to its main facts, and as to the consequences &lt;</w:t>
       </w:r>
       <w:hyperlink r:id="rId46">
         <w:r>
@@ -7504,170 +7702,16 @@
           <w:t>add</w:t>
         </w:r>
       </w:hyperlink>
-      <w:r>
-        <w:rPr>
-          <w:rFonts w:ascii="Consolas" w:eastAsia="Consolas" w:hAnsi="Consolas" w:cs="Consolas"/>
-          <w:color w:val="000000"/>
-          <w:sz w:val="16"/>
-          <w:szCs w:val="16"/>
-        </w:rPr>
-        <w:t xml:space="preserve"> place="</w:t>
-      </w:r>
-      <w:r>
-        <w:rPr>
-          <w:rFonts w:ascii="Consolas" w:eastAsia="Consolas" w:hAnsi="Consolas" w:cs="Consolas"/>
-          <w:b/>
-          <w:color w:val="000000"/>
-          <w:sz w:val="16"/>
-          <w:szCs w:val="16"/>
-        </w:rPr>
-        <w:t>above</w:t>
-      </w:r>
-      <w:r>
-        <w:rPr>
-          <w:rFonts w:ascii="Consolas" w:eastAsia="Consolas" w:hAnsi="Consolas" w:cs="Consolas"/>
-          <w:color w:val="000000"/>
-          <w:sz w:val="16"/>
-          <w:szCs w:val="16"/>
-        </w:rPr>
-        <w:t>"&gt;Inexplicable&lt;/add&gt; splendour of Corinthian white and gold</w:t>
-      </w:r>
-    </w:p>
-    <w:p>
-      <w:pPr>
-        <w:pBdr>
-          <w:top w:val="nil"/>
-          <w:left w:val="nil"/>
-          <w:bottom w:val="nil"/>
-          <w:right w:val="nil"/>
-          <w:between w:val="nil"/>
-        </w:pBdr>
-        <w:spacing w:after="0" w:line="240" w:lineRule="auto"/>
-        <w:rPr>
-          <w:rFonts w:ascii="Consolas" w:eastAsia="Consolas" w:hAnsi="Consolas" w:cs="Consolas"/>
-          <w:color w:val="000000"/>
-          <w:sz w:val="20"/>
-          <w:szCs w:val="20"/>
-        </w:rPr>
-      </w:pPr>
-    </w:p>
-    <w:p>
-      <w:pPr>
-        <w:pStyle w:val="Titolo3"/>
-        <w:rPr>
-          <w:b/>
-          <w:color w:val="000000"/>
-        </w:rPr>
-      </w:pPr>
-      <w:r>
-        <w:rPr>
-          <w:b/>
-          <w:color w:val="000000"/>
-        </w:rPr>
-        <w:t>&lt;sub&gt;</w:t>
-      </w:r>
-      <w:r>
-        <w:rPr>
-          <w:b/>
-          <w:color w:val="000000"/>
-        </w:rPr>
-        <w:tab/>
-      </w:r>
-      <w:r>
-        <w:rPr>
-          <w:b/>
-          <w:color w:val="000000"/>
-        </w:rPr>
-        <w:tab/>
-      </w:r>
-      <w:r>
-        <w:rPr>
-          <w:b/>
-          <w:color w:val="000000"/>
-        </w:rPr>
-        <w:tab/>
-        <w:t>Testo sottoscritto</w:t>
-      </w:r>
-    </w:p>
-    <w:p>
-      <w:pPr>
-        <w:spacing w:after="0" w:line="240" w:lineRule="auto"/>
-        <w:rPr>
-          <w:i/>
-          <w:sz w:val="20"/>
-          <w:szCs w:val="20"/>
-        </w:rPr>
-      </w:pPr>
-      <w:r>
-        <w:rPr>
-          <w:i/>
-          <w:sz w:val="20"/>
-          <w:szCs w:val="20"/>
-        </w:rPr>
-        <w:t>IPOTESI 1 = testo sottoscritto come inserimento, come aggiunta:</w:t>
-      </w:r>
-    </w:p>
-    <w:p>
-      <w:pPr>
-        <w:spacing w:after="0" w:line="240" w:lineRule="auto"/>
-        <w:rPr>
-          <w:sz w:val="20"/>
-          <w:szCs w:val="20"/>
-        </w:rPr>
-      </w:pPr>
-      <w:r>
-        <w:rPr>
-          <w:sz w:val="20"/>
-          <w:szCs w:val="20"/>
-        </w:rPr>
-        <w:t xml:space="preserve">&lt;add&gt; indica un’aggiunta al testo, l’attributo “place="below"” specifica la posizione nel foglio rispetto alla riga di testo </w:t>
-      </w:r>
-      <w:r>
-        <w:rPr>
-          <w:sz w:val="20"/>
-          <w:szCs w:val="20"/>
-        </w:rPr>
-        <w:tab/>
-        <w:t xml:space="preserve"> “place” oppure “rend” </w:t>
-      </w:r>
-    </w:p>
-    <w:p>
-      <w:pPr>
-        <w:spacing w:after="0" w:line="240" w:lineRule="auto"/>
-        <w:rPr>
-          <w:sz w:val="20"/>
-          <w:szCs w:val="20"/>
-        </w:rPr>
-      </w:pPr>
-    </w:p>
-    <w:p>
-      <w:pPr>
-        <w:spacing w:after="0" w:line="240" w:lineRule="auto"/>
-        <w:rPr>
-          <w:rFonts w:ascii="Consolas" w:eastAsia="Consolas" w:hAnsi="Consolas" w:cs="Consolas"/>
-          <w:sz w:val="16"/>
-          <w:szCs w:val="16"/>
-        </w:rPr>
-      </w:pPr>
-      <w:r>
-        <w:rPr>
-          <w:rFonts w:ascii="Consolas" w:eastAsia="Consolas" w:hAnsi="Consolas" w:cs="Consolas"/>
-          <w:sz w:val="16"/>
-          <w:szCs w:val="16"/>
-        </w:rPr>
-        <w:t>The story I am going to relate is true as to its main facts, and as to the consequences &lt;</w:t>
-      </w:r>
       <w:hyperlink r:id="rId47">
         <w:r>
           <w:rPr>
             <w:rFonts w:ascii="Consolas" w:eastAsia="Consolas" w:hAnsi="Consolas" w:cs="Consolas"/>
-            <w:b/>
             <w:color w:val="0563C1"/>
             <w:sz w:val="16"/>
             <w:szCs w:val="16"/>
             <w:u w:val="single"/>
           </w:rPr>
-          <w:t>add</w:t>
+          <w:t xml:space="preserve"> </w:t>
         </w:r>
       </w:hyperlink>
       <w:hyperlink r:id="rId48">
@@ -7679,18 +7723,6 @@
             <w:szCs w:val="16"/>
             <w:u w:val="single"/>
           </w:rPr>
-          <w:t xml:space="preserve"> </w:t>
-        </w:r>
-      </w:hyperlink>
-      <w:hyperlink r:id="rId49">
-        <w:r>
-          <w:rPr>
-            <w:rFonts w:ascii="Consolas" w:eastAsia="Consolas" w:hAnsi="Consolas" w:cs="Consolas"/>
-            <w:color w:val="0563C1"/>
-            <w:sz w:val="16"/>
-            <w:szCs w:val="16"/>
-            <w:u w:val="single"/>
-          </w:rPr>
           <w:t>place</w:t>
         </w:r>
       </w:hyperlink>
@@ -7747,7 +7779,7 @@
         </w:rPr>
         <w:t>&lt;</w:t>
       </w:r>
-      <w:hyperlink r:id="rId50">
+      <w:hyperlink r:id="rId49">
         <w:r>
           <w:rPr>
             <w:rFonts w:ascii="Consolas" w:eastAsia="Consolas" w:hAnsi="Consolas" w:cs="Consolas"/>
@@ -7760,7 +7792,7 @@
           <w:t>del</w:t>
         </w:r>
       </w:hyperlink>
-      <w:hyperlink r:id="rId51">
+      <w:hyperlink r:id="rId50">
         <w:r>
           <w:rPr>
             <w:rFonts w:ascii="Consolas" w:eastAsia="Consolas" w:hAnsi="Consolas" w:cs="Consolas"/>
@@ -7847,7 +7879,7 @@
         </w:rPr>
         <w:t>&lt;</w:t>
       </w:r>
-      <w:hyperlink r:id="rId52">
+      <w:hyperlink r:id="rId51">
         <w:r>
           <w:rPr>
             <w:rFonts w:ascii="Consolas" w:eastAsia="Consolas" w:hAnsi="Consolas" w:cs="Consolas"/>
@@ -7869,7 +7901,7 @@
         </w:rPr>
         <w:t xml:space="preserve"> </w:t>
       </w:r>
-      <w:hyperlink r:id="rId53">
+      <w:hyperlink r:id="rId52">
         <w:r>
           <w:rPr>
             <w:rFonts w:ascii="Consolas" w:eastAsia="Consolas" w:hAnsi="Consolas" w:cs="Consolas"/>
@@ -7994,7 +8026,7 @@
         </w:rPr>
         <w:t>&lt;</w:t>
       </w:r>
-      <w:hyperlink r:id="rId54">
+      <w:hyperlink r:id="rId53">
         <w:r>
           <w:rPr>
             <w:rFonts w:ascii="Consolas" w:eastAsia="Consolas" w:hAnsi="Consolas" w:cs="Consolas"/>
@@ -8043,7 +8075,7 @@
         </w:rPr>
         <w:t xml:space="preserve">   &lt;</w:t>
       </w:r>
-      <w:hyperlink r:id="rId55">
+      <w:hyperlink r:id="rId54">
         <w:r>
           <w:rPr>
             <w:rFonts w:ascii="Consolas" w:eastAsia="Consolas" w:hAnsi="Consolas" w:cs="Consolas"/>
@@ -8056,7 +8088,7 @@
           <w:t>graphic</w:t>
         </w:r>
       </w:hyperlink>
-      <w:hyperlink r:id="rId56">
+      <w:hyperlink r:id="rId55">
         <w:r>
           <w:rPr>
             <w:rFonts w:ascii="Consolas" w:eastAsia="Consolas" w:hAnsi="Consolas" w:cs="Consolas"/>
@@ -8131,7 +8163,7 @@
         </w:rPr>
         <w:t xml:space="preserve">   &lt;</w:t>
       </w:r>
-      <w:hyperlink r:id="rId57">
+      <w:hyperlink r:id="rId56">
         <w:r>
           <w:rPr>
             <w:rFonts w:ascii="Consolas" w:eastAsia="Consolas" w:hAnsi="Consolas" w:cs="Consolas"/>
@@ -8296,7 +8328,7 @@
         <w:lastRenderedPageBreak/>
         <w:t>&lt;</w:t>
       </w:r>
-      <w:hyperlink r:id="rId58">
+      <w:hyperlink r:id="rId57">
         <w:r>
           <w:rPr>
             <w:rFonts w:ascii="Consolas" w:eastAsia="Consolas" w:hAnsi="Consolas" w:cs="Consolas"/>
@@ -8739,7 +8771,7 @@
       <w:r>
         <w:t>Usiamo il tag &lt;</w:t>
       </w:r>
-      <w:hyperlink r:id="rId59" w:history="1">
+      <w:hyperlink r:id="rId58" w:history="1">
         <w:r>
           <w:rPr>
             <w:rStyle w:val="Collegamentoipertestuale"/>
@@ -8768,7 +8800,7 @@
       <w:r>
         <w:t>(nell’</w:t>
       </w:r>
-      <w:hyperlink r:id="rId60" w:history="1">
+      <w:hyperlink r:id="rId59" w:history="1">
         <w:r>
           <w:rPr>
             <w:rStyle w:val="Collegamentoipertestuale"/>
@@ -8779,7 +8811,7 @@
       <w:r>
         <w:t>&gt;</w:t>
       </w:r>
-      <w:hyperlink r:id="rId61" w:history="1">
+      <w:hyperlink r:id="rId60" w:history="1">
         <w:r>
           <w:rPr>
             <w:rStyle w:val="Collegamentoipertestuale"/>
@@ -8793,7 +8825,7 @@
       <w:r>
         <w:t>un &lt;</w:t>
       </w:r>
-      <w:hyperlink r:id="rId62" w:history="1">
+      <w:hyperlink r:id="rId61" w:history="1">
         <w:r>
           <w:rPr>
             <w:rStyle w:val="Collegamentoipertestuale"/>
@@ -9381,12 +9413,14 @@
       <w:r>
         <w:rPr>
           <w:rFonts w:ascii="Consolas" w:eastAsia="Consolas" w:hAnsi="Consolas" w:cs="Consolas"/>
+          <w:b/>
+          <w:bCs/>
           <w:sz w:val="16"/>
           <w:szCs w:val="16"/>
         </w:rPr>
         <w:t>&lt;</w:t>
       </w:r>
-      <w:hyperlink r:id="rId63" w:history="1">
+      <w:hyperlink r:id="rId62" w:history="1">
         <w:r>
           <w:rPr>
             <w:rStyle w:val="Collegamentoipertestuale"/>
@@ -9407,7 +9441,17 @@
           <w:sz w:val="16"/>
           <w:szCs w:val="16"/>
         </w:rPr>
-        <w:t xml:space="preserve">&gt; </w:t>
+        <w:t>&gt;</w:t>
+      </w:r>
+      <w:r>
+        <w:rPr>
+          <w:rFonts w:ascii="Consolas" w:eastAsia="Consolas" w:hAnsi="Consolas" w:cs="Consolas"/>
+          <w:b/>
+          <w:bCs/>
+          <w:sz w:val="16"/>
+          <w:szCs w:val="16"/>
+        </w:rPr>
+        <w:t xml:space="preserve"> </w:t>
       </w:r>
       <w:r>
         <w:t xml:space="preserve">eventualmente </w:t>
@@ -9427,7 +9471,7 @@
       <w:r>
         <w:t>&lt;</w:t>
       </w:r>
-      <w:hyperlink r:id="rId64" w:history="1">
+      <w:hyperlink r:id="rId63" w:history="1">
         <w:r>
           <w:rPr>
             <w:rStyle w:val="Collegamentoipertestuale"/>
@@ -9480,7 +9524,7 @@
         </w:rPr>
         <w:t>&lt;</w:t>
       </w:r>
-      <w:hyperlink r:id="rId65" w:history="1">
+      <w:hyperlink r:id="rId64" w:history="1">
         <w:r>
           <w:rPr>
             <w:rStyle w:val="Collegamentoipertestuale"/>
@@ -10635,7 +10679,7 @@
         </w:rPr>
         <w:t>&lt;</w:t>
       </w:r>
-      <w:hyperlink r:id="rId66">
+      <w:hyperlink r:id="rId65">
         <w:r>
           <w:rPr>
             <w:rFonts w:ascii="Consolas" w:eastAsia="Consolas" w:hAnsi="Consolas" w:cs="Consolas"/>
@@ -10701,7 +10745,7 @@
         </w:rPr>
         <w:t xml:space="preserve">dove BiblXY è il valore dell’attributo xml:id di un elemento di una </w:t>
       </w:r>
-      <w:hyperlink r:id="rId67">
+      <w:hyperlink r:id="rId66">
         <w:r>
           <w:rPr>
             <w:b/>
@@ -10794,7 +10838,7 @@
         </w:rPr>
         <w:t>&lt;</w:t>
       </w:r>
-      <w:hyperlink r:id="rId68">
+      <w:hyperlink r:id="rId67">
         <w:r>
           <w:rPr>
             <w:rFonts w:ascii="Consolas" w:eastAsia="Consolas" w:hAnsi="Consolas" w:cs="Consolas"/>
@@ -11111,7 +11155,7 @@
         </w:rPr>
         <w:t>&lt;</w:t>
       </w:r>
-      <w:hyperlink r:id="rId69">
+      <w:hyperlink r:id="rId68">
         <w:r>
           <w:rPr>
             <w:rFonts w:ascii="Consolas" w:eastAsia="Consolas" w:hAnsi="Consolas" w:cs="Consolas"/>
@@ -11247,7 +11291,7 @@
         </w:rPr>
         <w:t>&lt;</w:t>
       </w:r>
-      <w:hyperlink r:id="rId70">
+      <w:hyperlink r:id="rId69">
         <w:r>
           <w:rPr>
             <w:rFonts w:ascii="Consolas" w:eastAsia="Consolas" w:hAnsi="Consolas" w:cs="Consolas"/>
@@ -11269,7 +11313,7 @@
         </w:rPr>
         <w:t xml:space="preserve"> ref="#FdS" role="…"&gt;&lt;</w:t>
       </w:r>
-      <w:hyperlink r:id="rId71">
+      <w:hyperlink r:id="rId70">
         <w:r>
           <w:rPr>
             <w:rFonts w:ascii="Consolas" w:eastAsia="Consolas" w:hAnsi="Consolas" w:cs="Consolas"/>
@@ -11291,7 +11335,7 @@
         </w:rPr>
         <w:t>&gt;Ferdinand&lt;/forename&gt; &lt;</w:t>
       </w:r>
-      <w:hyperlink r:id="rId72">
+      <w:hyperlink r:id="rId71">
         <w:r>
           <w:rPr>
             <w:rFonts w:ascii="Consolas" w:eastAsia="Consolas" w:hAnsi="Consolas" w:cs="Consolas"/>
@@ -11383,7 +11427,7 @@
         </w:rPr>
         <w:t xml:space="preserve">In una </w:t>
       </w:r>
-      <w:hyperlink r:id="rId73">
+      <w:hyperlink r:id="rId72">
         <w:r>
           <w:rPr>
             <w:b/>
@@ -12131,7 +12175,7 @@
         </w:rPr>
         <w:t>&lt;</w:t>
       </w:r>
-      <w:hyperlink r:id="rId74">
+      <w:hyperlink r:id="rId73">
         <w:r>
           <w:rPr>
             <w:rFonts w:ascii="Consolas" w:eastAsia="Consolas" w:hAnsi="Consolas" w:cs="Consolas"/>
@@ -12180,7 +12224,7 @@
         </w:rPr>
         <w:t xml:space="preserve">  &lt;</w:t>
       </w:r>
-      <w:hyperlink r:id="rId75">
+      <w:hyperlink r:id="rId74">
         <w:r>
           <w:rPr>
             <w:rFonts w:ascii="Consolas" w:eastAsia="Consolas" w:hAnsi="Consolas" w:cs="Consolas"/>
@@ -12228,7 +12272,7 @@
         </w:rPr>
         <w:t xml:space="preserve">  &lt;</w:t>
       </w:r>
-      <w:hyperlink r:id="rId76">
+      <w:hyperlink r:id="rId75">
         <w:r>
           <w:rPr>
             <w:rFonts w:ascii="Consolas" w:eastAsia="Consolas" w:hAnsi="Consolas" w:cs="Consolas"/>
@@ -12318,7 +12362,7 @@
         </w:rPr>
         <w:t xml:space="preserve">In una </w:t>
       </w:r>
-      <w:hyperlink r:id="rId77">
+      <w:hyperlink r:id="rId76">
         <w:r>
           <w:rPr>
             <w:b/>
@@ -12330,7 +12374,7 @@
           <w:t>listPlace</w:t>
         </w:r>
       </w:hyperlink>
-      <w:hyperlink r:id="rId78">
+      <w:hyperlink r:id="rId77">
         <w:r>
           <w:rPr>
             <w:color w:val="0563C1"/>
@@ -12393,7 +12437,7 @@
         </w:rPr>
         <w:t>&lt;</w:t>
       </w:r>
-      <w:hyperlink r:id="rId79">
+      <w:hyperlink r:id="rId78">
         <w:r>
           <w:rPr>
             <w:rFonts w:ascii="Consolas" w:eastAsia="Consolas" w:hAnsi="Consolas" w:cs="Consolas"/>
@@ -12406,7 +12450,7 @@
           <w:t>place</w:t>
         </w:r>
       </w:hyperlink>
-      <w:hyperlink r:id="rId80">
+      <w:hyperlink r:id="rId79">
         <w:r>
           <w:rPr>
             <w:rFonts w:ascii="Consolas" w:eastAsia="Consolas" w:hAnsi="Consolas" w:cs="Consolas"/>
@@ -12670,7 +12714,7 @@
         </w:rPr>
         <w:t>&lt;</w:t>
       </w:r>
-      <w:hyperlink r:id="rId81">
+      <w:hyperlink r:id="rId80">
         <w:r>
           <w:rPr>
             <w:rFonts w:ascii="Consolas" w:eastAsia="Consolas" w:hAnsi="Consolas" w:cs="Consolas"/>
@@ -12719,7 +12763,7 @@
         </w:rPr>
         <w:t xml:space="preserve">   &lt;</w:t>
       </w:r>
-      <w:hyperlink r:id="rId82">
+      <w:hyperlink r:id="rId81">
         <w:r>
           <w:rPr>
             <w:rFonts w:ascii="Consolas" w:eastAsia="Consolas" w:hAnsi="Consolas" w:cs="Consolas"/>
@@ -12836,7 +12880,7 @@
         </w:rPr>
         <w:t xml:space="preserve">In una </w:t>
       </w:r>
-      <w:hyperlink r:id="rId83">
+      <w:hyperlink r:id="rId82">
         <w:r>
           <w:rPr>
             <w:b/>
@@ -12848,7 +12892,7 @@
           <w:t>listOrg</w:t>
         </w:r>
       </w:hyperlink>
-      <w:hyperlink r:id="rId84">
+      <w:hyperlink r:id="rId83">
         <w:r>
           <w:rPr>
             <w:color w:val="0563C1"/>
@@ -13109,7 +13153,7 @@
         </w:rPr>
         <w:t>&lt;</w:t>
       </w:r>
-      <w:hyperlink r:id="rId85">
+      <w:hyperlink r:id="rId84">
         <w:r>
           <w:rPr>
             <w:rFonts w:ascii="Consolas" w:eastAsia="Consolas" w:hAnsi="Consolas" w:cs="Consolas"/>
@@ -13158,7 +13202,7 @@
         </w:rPr>
         <w:t xml:space="preserve">   &lt;</w:t>
       </w:r>
-      <w:hyperlink r:id="rId86">
+      <w:hyperlink r:id="rId85">
         <w:r>
           <w:rPr>
             <w:rFonts w:ascii="Consolas" w:eastAsia="Consolas" w:hAnsi="Consolas" w:cs="Consolas"/>
@@ -13208,7 +13252,7 @@
         </w:rPr>
         <w:t xml:space="preserve">   &lt;</w:t>
       </w:r>
-      <w:hyperlink r:id="rId87">
+      <w:hyperlink r:id="rId86">
         <w:r>
           <w:rPr>
             <w:rFonts w:ascii="Consolas" w:eastAsia="Consolas" w:hAnsi="Consolas" w:cs="Consolas"/>
@@ -13362,7 +13406,7 @@
         </w:rPr>
         <w:t>&lt;</w:t>
       </w:r>
-      <w:hyperlink r:id="rId88">
+      <w:hyperlink r:id="rId87">
         <w:r>
           <w:rPr>
             <w:rFonts w:ascii="Consolas" w:eastAsia="Consolas" w:hAnsi="Consolas" w:cs="Consolas"/>
@@ -13558,7 +13602,7 @@
         </w:rPr>
         <w:t>&lt;</w:t>
       </w:r>
-      <w:hyperlink r:id="rId89">
+      <w:hyperlink r:id="rId88">
         <w:r>
           <w:rPr>
             <w:rFonts w:ascii="Consolas" w:eastAsia="Consolas" w:hAnsi="Consolas" w:cs="Consolas"/>
@@ -13737,7 +13781,7 @@
         </w:rPr>
         <w:t>&lt;</w:t>
       </w:r>
-      <w:hyperlink r:id="rId90">
+      <w:hyperlink r:id="rId89">
         <w:r>
           <w:rPr>
             <w:rFonts w:ascii="Consolas" w:eastAsia="Consolas" w:hAnsi="Consolas" w:cs="Consolas"/>
@@ -13872,7 +13916,7 @@
         </w:rPr>
         <w:t xml:space="preserve">   &lt;</w:t>
       </w:r>
-      <w:hyperlink r:id="rId91">
+      <w:hyperlink r:id="rId90">
         <w:r>
           <w:rPr>
             <w:rFonts w:ascii="Consolas" w:eastAsia="Consolas" w:hAnsi="Consolas" w:cs="Consolas"/>
@@ -13921,7 +13965,7 @@
         </w:rPr>
         <w:t xml:space="preserve">      &lt;</w:t>
       </w:r>
-      <w:hyperlink r:id="rId92">
+      <w:hyperlink r:id="rId91">
         <w:r>
           <w:rPr>
             <w:rFonts w:ascii="Consolas" w:eastAsia="Consolas" w:hAnsi="Consolas" w:cs="Consolas"/>
@@ -13934,7 +13978,7 @@
           <w:t>term</w:t>
         </w:r>
       </w:hyperlink>
-      <w:hyperlink r:id="rId93">
+      <w:hyperlink r:id="rId92">
         <w:r>
           <w:rPr>
             <w:rFonts w:ascii="Consolas" w:eastAsia="Consolas" w:hAnsi="Consolas" w:cs="Consolas"/>
@@ -14036,7 +14080,7 @@
         </w:rPr>
         <w:t xml:space="preserve">      &lt;</w:t>
       </w:r>
-      <w:hyperlink r:id="rId94">
+      <w:hyperlink r:id="rId93">
         <w:r>
           <w:rPr>
             <w:rFonts w:ascii="Consolas" w:eastAsia="Consolas" w:hAnsi="Consolas" w:cs="Consolas"/>
@@ -14049,7 +14093,7 @@
           <w:t>gloss</w:t>
         </w:r>
       </w:hyperlink>
-      <w:hyperlink r:id="rId95">
+      <w:hyperlink r:id="rId94">
         <w:r>
           <w:rPr>
             <w:rFonts w:ascii="Consolas" w:eastAsia="Consolas" w:hAnsi="Consolas" w:cs="Consolas"/>
@@ -14275,7 +14319,7 @@
         </w:rPr>
         <w:t>John eats a &lt;</w:t>
       </w:r>
-      <w:hyperlink r:id="rId96">
+      <w:hyperlink r:id="rId95">
         <w:r>
           <w:rPr>
             <w:rFonts w:ascii="Consolas" w:eastAsia="Consolas" w:hAnsi="Consolas" w:cs="Consolas"/>
@@ -14378,7 +14422,7 @@
         </w:rPr>
         <w:t>&lt;</w:t>
       </w:r>
-      <w:hyperlink r:id="rId97">
+      <w:hyperlink r:id="rId96">
         <w:r>
           <w:rPr>
             <w:rFonts w:ascii="Consolas" w:eastAsia="Consolas" w:hAnsi="Consolas" w:cs="Consolas"/>
@@ -14560,7 +14604,7 @@
         </w:rPr>
         <w:t>&lt;</w:t>
       </w:r>
-      <w:hyperlink r:id="rId98">
+      <w:hyperlink r:id="rId97">
         <w:r>
           <w:rPr>
             <w:rFonts w:ascii="Consolas" w:eastAsia="Consolas" w:hAnsi="Consolas" w:cs="Consolas"/>
@@ -14646,7 +14690,7 @@
         </w:rPr>
         <w:t>&lt;</w:t>
       </w:r>
-      <w:hyperlink r:id="rId99">
+      <w:hyperlink r:id="rId98">
         <w:r>
           <w:rPr>
             <w:rFonts w:ascii="Consolas" w:eastAsia="Consolas" w:hAnsi="Consolas" w:cs="Consolas"/>
@@ -14896,7 +14940,7 @@
         </w:rPr>
         <w:t>Nota: &lt;bibl&gt; indica una citazione bibliografica con una struttura piuttosto libera, per citazioni bibliografiche più strutturate si può usare &lt;</w:t>
       </w:r>
-      <w:hyperlink r:id="rId100">
+      <w:hyperlink r:id="rId99">
         <w:r>
           <w:rPr>
             <w:b/>
@@ -14915,7 +14959,7 @@
         </w:rPr>
         <w:t>&gt;, e nel caso la struttura fosse completa &lt;</w:t>
       </w:r>
-      <w:hyperlink r:id="rId101">
+      <w:hyperlink r:id="rId100">
         <w:r>
           <w:rPr>
             <w:b/>
@@ -15002,7 +15046,7 @@
         </w:rPr>
         <w:t>&lt;</w:t>
       </w:r>
-      <w:hyperlink r:id="rId102">
+      <w:hyperlink r:id="rId101">
         <w:r>
           <w:rPr>
             <w:rFonts w:ascii="Consolas" w:eastAsia="Consolas" w:hAnsi="Consolas" w:cs="Consolas"/>
@@ -15023,7 +15067,7 @@
         </w:rPr>
         <w:t xml:space="preserve"> ref="#FdS" role="…"&gt;&lt;</w:t>
       </w:r>
-      <w:hyperlink r:id="rId103">
+      <w:hyperlink r:id="rId102">
         <w:r>
           <w:rPr>
             <w:rFonts w:ascii="Consolas" w:eastAsia="Consolas" w:hAnsi="Consolas" w:cs="Consolas"/>
@@ -15044,7 +15088,7 @@
         </w:rPr>
         <w:t>&gt;Ferdinand&lt;/forename&gt; &lt;</w:t>
       </w:r>
-      <w:hyperlink r:id="rId104">
+      <w:hyperlink r:id="rId103">
         <w:r>
           <w:rPr>
             <w:rFonts w:ascii="Consolas" w:eastAsia="Consolas" w:hAnsi="Consolas" w:cs="Consolas"/>
@@ -15112,7 +15156,7 @@
         </w:rPr>
         <w:t xml:space="preserve">In una </w:t>
       </w:r>
-      <w:hyperlink r:id="rId105">
+      <w:hyperlink r:id="rId104">
         <w:r>
           <w:rPr>
             <w:b/>
@@ -15661,7 +15705,7 @@
         </w:rPr>
         <w:t>&lt;</w:t>
       </w:r>
-      <w:hyperlink r:id="rId106">
+      <w:hyperlink r:id="rId105">
         <w:r>
           <w:rPr>
             <w:rFonts w:ascii="Consolas" w:eastAsia="Consolas" w:hAnsi="Consolas" w:cs="Consolas"/>
@@ -15701,7 +15745,7 @@
         </w:rPr>
         <w:t xml:space="preserve">   &lt;</w:t>
       </w:r>
-      <w:hyperlink r:id="rId107">
+      <w:hyperlink r:id="rId106">
         <w:r>
           <w:rPr>
             <w:rFonts w:ascii="Consolas" w:eastAsia="Consolas" w:hAnsi="Consolas" w:cs="Consolas"/>
@@ -15787,7 +15831,7 @@
         </w:rPr>
         <w:t xml:space="preserve">In una </w:t>
       </w:r>
-      <w:hyperlink r:id="rId108">
+      <w:hyperlink r:id="rId107">
         <w:r>
           <w:rPr>
             <w:b/>
@@ -15799,7 +15843,7 @@
           <w:t>listOrg</w:t>
         </w:r>
       </w:hyperlink>
-      <w:hyperlink r:id="rId109">
+      <w:hyperlink r:id="rId108">
         <w:r>
           <w:rPr>
             <w:color w:val="0563C1"/>
@@ -16151,7 +16195,7 @@
         </w:rPr>
         <w:t>&lt;</w:t>
       </w:r>
-      <w:hyperlink r:id="rId110">
+      <w:hyperlink r:id="rId109">
         <w:r>
           <w:rPr>
             <w:rFonts w:ascii="Consolas" w:eastAsia="Consolas" w:hAnsi="Consolas" w:cs="Consolas"/>
@@ -16287,7 +16331,7 @@
         </w:rPr>
         <w:t>&lt;</w:t>
       </w:r>
-      <w:hyperlink r:id="rId111">
+      <w:hyperlink r:id="rId110">
         <w:r>
           <w:rPr>
             <w:rFonts w:ascii="Consolas" w:eastAsia="Consolas" w:hAnsi="Consolas" w:cs="Consolas"/>
@@ -16429,7 +16473,7 @@
         </w:rPr>
         <w:t>&lt;</w:t>
       </w:r>
-      <w:hyperlink r:id="rId112">
+      <w:hyperlink r:id="rId111">
         <w:r>
           <w:rPr>
             <w:rFonts w:ascii="Consolas" w:eastAsia="Consolas" w:hAnsi="Consolas" w:cs="Consolas"/>
@@ -16442,7 +16486,7 @@
           <w:t>term</w:t>
         </w:r>
       </w:hyperlink>
-      <w:hyperlink r:id="rId113">
+      <w:hyperlink r:id="rId112">
         <w:r>
           <w:rPr>
             <w:rFonts w:ascii="Consolas" w:eastAsia="Consolas" w:hAnsi="Consolas" w:cs="Consolas"/>
@@ -16527,7 +16571,7 @@
         </w:rPr>
         <w:t xml:space="preserve">   &lt;</w:t>
       </w:r>
-      <w:hyperlink r:id="rId114">
+      <w:hyperlink r:id="rId113">
         <w:r>
           <w:rPr>
             <w:rFonts w:ascii="Consolas" w:eastAsia="Consolas" w:hAnsi="Consolas" w:cs="Consolas"/>
@@ -16567,7 +16611,7 @@
         </w:rPr>
         <w:t xml:space="preserve">      &lt;</w:t>
       </w:r>
-      <w:hyperlink r:id="rId115">
+      <w:hyperlink r:id="rId114">
         <w:r>
           <w:rPr>
             <w:rFonts w:ascii="Consolas" w:eastAsia="Consolas" w:hAnsi="Consolas" w:cs="Consolas"/>
@@ -16580,7 +16624,7 @@
           <w:t>term</w:t>
         </w:r>
       </w:hyperlink>
-      <w:hyperlink r:id="rId116">
+      <w:hyperlink r:id="rId115">
         <w:r>
           <w:rPr>
             <w:rFonts w:ascii="Consolas" w:eastAsia="Consolas" w:hAnsi="Consolas" w:cs="Consolas"/>
@@ -16657,7 +16701,7 @@
         </w:rPr>
         <w:t xml:space="preserve">      &lt;</w:t>
       </w:r>
-      <w:hyperlink r:id="rId117">
+      <w:hyperlink r:id="rId116">
         <w:r>
           <w:rPr>
             <w:rFonts w:ascii="Consolas" w:eastAsia="Consolas" w:hAnsi="Consolas" w:cs="Consolas"/>
@@ -16670,7 +16714,7 @@
           <w:t>gloss</w:t>
         </w:r>
       </w:hyperlink>
-      <w:hyperlink r:id="rId118">
+      <w:hyperlink r:id="rId117">
         <w:r>
           <w:rPr>
             <w:rFonts w:ascii="Consolas" w:eastAsia="Consolas" w:hAnsi="Consolas" w:cs="Consolas"/>
@@ -16885,7 +16929,7 @@
         </w:rPr>
         <w:t>&lt;</w:t>
       </w:r>
-      <w:hyperlink r:id="rId119">
+      <w:hyperlink r:id="rId118">
         <w:r>
           <w:rPr>
             <w:rFonts w:ascii="Consolas" w:eastAsia="Consolas" w:hAnsi="Consolas" w:cs="Consolas"/>
@@ -17461,7 +17505,7 @@
           <w:szCs w:val="20"/>
         </w:rPr>
       </w:pPr>
-      <w:hyperlink r:id="rId120">
+      <w:hyperlink r:id="rId119">
         <w:r>
           <w:rPr>
             <w:color w:val="0563C1"/>
@@ -17472,7 +17516,7 @@
           <w:t>&lt;</w:t>
         </w:r>
       </w:hyperlink>
-      <w:hyperlink r:id="rId121">
+      <w:hyperlink r:id="rId120">
         <w:r>
           <w:rPr>
             <w:b/>
@@ -17484,7 +17528,7 @@
           <w:t>objectDesc</w:t>
         </w:r>
       </w:hyperlink>
-      <w:hyperlink r:id="rId122">
+      <w:hyperlink r:id="rId121">
         <w:r>
           <w:rPr>
             <w:color w:val="0563C1"/>
@@ -17513,13 +17557,6 @@
           <w:numId w:val="2"/>
         </w:numPr>
         <w:ind w:left="709" w:hanging="709"/>
-        <w:rPr>
-          <w:rFonts w:ascii="Calibri" w:eastAsia="Calibri" w:hAnsi="Calibri" w:cs="Calibri"/>
-          <w:color w:val="FF0000"/>
-          <w:sz w:val="22"/>
-          <w:szCs w:val="22"/>
-          <w:highlight w:val="yellow"/>
-        </w:rPr>
       </w:pPr>
       <w:r>
         <w:rPr>
@@ -17550,6 +17587,122 @@
     </w:p>
     <w:p>
       <w:pPr>
+        <w:pBdr>
+          <w:top w:val="nil"/>
+          <w:left w:val="nil"/>
+          <w:bottom w:val="nil"/>
+          <w:right w:val="nil"/>
+          <w:between w:val="nil"/>
+        </w:pBdr>
+        <w:spacing w:after="0" w:line="240" w:lineRule="auto"/>
+        <w:ind w:left="709"/>
+        <w:rPr>
+          <w:color w:val="000000"/>
+          <w:sz w:val="20"/>
+          <w:szCs w:val="20"/>
+        </w:rPr>
+      </w:pPr>
+      <w:r>
+        <w:rPr>
+          <w:color w:val="000000"/>
+          <w:sz w:val="20"/>
+          <w:szCs w:val="20"/>
+        </w:rPr>
+        <w:t>Dipe</w:t>
+      </w:r>
+      <w:r>
+        <w:rPr>
+          <w:color w:val="000000"/>
+          <w:sz w:val="20"/>
+          <w:szCs w:val="20"/>
+        </w:rPr>
+        <w:t>nde dal contesto:</w:t>
+      </w:r>
+      <w:r>
+        <w:rPr>
+          <w:color w:val="000000"/>
+          <w:sz w:val="20"/>
+          <w:szCs w:val="20"/>
+        </w:rPr>
+        <w:t xml:space="preserve"> a</w:t>
+      </w:r>
+      <w:r>
+        <w:rPr>
+          <w:color w:val="000000"/>
+          <w:sz w:val="20"/>
+          <w:szCs w:val="20"/>
+        </w:rPr>
+        <w:t>ppunti</w:t>
+      </w:r>
+      <w:r>
+        <w:rPr>
+          <w:color w:val="000000"/>
+          <w:sz w:val="20"/>
+          <w:szCs w:val="20"/>
+        </w:rPr>
+        <w:t>, aggiunte</w:t>
+      </w:r>
+      <w:r>
+        <w:rPr>
+          <w:color w:val="000000"/>
+          <w:sz w:val="20"/>
+          <w:szCs w:val="20"/>
+        </w:rPr>
+        <w:t xml:space="preserve"> posteriori</w:t>
+      </w:r>
+      <w:r>
+        <w:rPr>
+          <w:color w:val="000000"/>
+          <w:sz w:val="20"/>
+          <w:szCs w:val="20"/>
+        </w:rPr>
+        <w:t>, note, annotazioni archivistiche</w:t>
+      </w:r>
+      <w:r>
+        <w:rPr>
+          <w:color w:val="000000"/>
+          <w:sz w:val="20"/>
+          <w:szCs w:val="20"/>
+        </w:rPr>
+        <w:t>…</w:t>
+      </w:r>
+    </w:p>
+    <w:p>
+      <w:pPr>
+        <w:pBdr>
+          <w:top w:val="nil"/>
+          <w:left w:val="nil"/>
+          <w:bottom w:val="nil"/>
+          <w:right w:val="nil"/>
+          <w:between w:val="nil"/>
+        </w:pBdr>
+        <w:spacing w:after="0" w:line="240" w:lineRule="auto"/>
+        <w:ind w:left="709"/>
+        <w:rPr>
+          <w:color w:val="000000"/>
+          <w:sz w:val="20"/>
+          <w:szCs w:val="20"/>
+        </w:rPr>
+      </w:pPr>
+      <w:r>
+        <w:rPr>
+          <w:color w:val="000000"/>
+          <w:sz w:val="20"/>
+          <w:szCs w:val="20"/>
+        </w:rPr>
+        <w:tab/>
+      </w:r>
+      <w:r>
+        <w:rPr>
+          <w:color w:val="000000"/>
+          <w:sz w:val="20"/>
+          <w:szCs w:val="20"/>
+        </w:rPr>
+        <w:tab/>
+      </w:r>
+    </w:p>
+    <w:p>
+      <w:pPr>
         <w:pStyle w:val="Titolo2"/>
         <w:numPr>
           <w:ilvl w:val="0"/>
@@ -17561,7 +17714,6 @@
           <w:color w:val="000000"/>
           <w:sz w:val="22"/>
           <w:szCs w:val="22"/>
-          <w:highlight w:val="yellow"/>
         </w:rPr>
       </w:pPr>
       <w:r>
@@ -17586,15 +17738,23 @@
       </w:r>
       <w:sdt>
         <w:sdtPr>
+          <w:rPr>
+            <w:highlight w:val="yellow"/>
+          </w:rPr>
           <w:tag w:val="goog_rdk_15"/>
           <w:id w:val="-1854955087"/>
         </w:sdtPr>
-        <w:sdtEndPr/>
+        <w:sdtEndPr>
+          <w:rPr>
+            <w:highlight w:val="none"/>
+          </w:rPr>
+        </w:sdtEndPr>
         <w:sdtContent>
           <w:r>
             <w:rPr>
               <w:rFonts w:ascii="Arial Unicode MS" w:eastAsia="Arial Unicode MS" w:hAnsi="Arial Unicode MS" w:cs="Arial Unicode MS"/>
               <w:color w:val="FF0000"/>
+              <w:highlight w:val="yellow"/>
             </w:rPr>
             <w:t>⚠</w:t>
           </w:r>
@@ -17906,15 +18066,15 @@
 <w15:commentsEx xmlns:wpc="http://schemas.microsoft.com/office/word/2010/wordprocessingCanvas" xmlns:cx="http://schemas.microsoft.com/office/drawing/2014/chartex" xmlns:cx1="http://schemas.microsoft.com/office/drawing/2015/9/8/chartex" xmlns:cx2="http://schemas.microsoft.com/office/drawing/2015/10/21/chartex" xmlns:cx3="http://schemas.microsoft.com/office/drawing/2016/5/9/chartex" xmlns:cx4="http://schemas.microsoft.com/office/drawing/2016/5/10/chartex" xmlns:cx5="http://schemas.microsoft.com/office/drawing/2016/5/11/chartex" xmlns:cx6="http://schemas.microsoft.com/office/drawing/2016/5/12/chartex" xmlns:cx7="http://schemas.microsoft.com/office/drawing/2016/5/13/chartex" xmlns:cx8="http://schemas.microsoft.com/office/drawing/2016/5/14/chartex" xmlns:mc="http://schemas.openxmlformats.org/markup-compatibility/2006" xmlns:aink="http://schemas.microsoft.com/office/drawing/2016/ink" xmlns:am3d="http://schemas.microsoft.com/office/drawing/2017/model3d" xmlns:o="urn:schemas-microsoft-com:office:office" xmlns:r="http://schemas.openxmlformats.org/officeDocument/2006/relationships" xmlns:m="http://schemas.openxmlformats.org/officeDocument/2006/math" xmlns:v="urn:schemas-microsoft-com:vml" xmlns:wp14="http://schemas.microsoft.com/office/word/2010/wordprocessingDrawing" xmlns:wp="http://schemas.openxmlformats.org/drawingml/2006/wordprocessingDrawing" xmlns:w10="urn:schemas-microsoft-com:office:word" xmlns:w="http://schemas.openxmlformats.org/wordprocessingml/2006/main" xmlns:w14="http://schemas.microsoft.com/office/word/2010/wordml" xmlns:w15="http://schemas.microsoft.com/office/word/2012/wordml" xmlns:w16cex="http://schemas.microsoft.com/office/word/2018/wordml/cex" xmlns:w16cid="http://schemas.microsoft.com/office/word/2016/wordml/cid" xmlns:w16="http://schemas.microsoft.com/office/word/2018/wordml" xmlns:w16sdtdh="http://schemas.microsoft.com/office/word/2020/wordml/sdtdatahash" xmlns:w16se="http://schemas.microsoft.com/office/word/2015/wordml/symex" xmlns:wpg="http://schemas.microsoft.com/office/word/2010/wordprocessingGroup" xmlns:wpi="http://schemas.microsoft.com/office/word/2010/wordprocessingInk" xmlns:wne="http://schemas.microsoft.com/office/word/2006/wordml" xmlns:wps="http://schemas.microsoft.com/office/word/2010/wordprocessingShape" mc:Ignorable="w14 w15 w16se w16cid w16 w16cex w16sdtdh wp14">
   <w15:commentEx w15:paraId="3E81BA44" w15:done="1"/>
   <w15:commentEx w15:paraId="3E81BA45" w15:done="1"/>
-  <w15:commentEx w15:paraId="3E81BA46" w15:done="0"/>
-  <w15:commentEx w15:paraId="3E81BA47" w15:done="0"/>
-  <w15:commentEx w15:paraId="3E81BA48" w15:done="0"/>
-  <w15:commentEx w15:paraId="3E81BA49" w15:done="0"/>
-  <w15:commentEx w15:paraId="3E81BA4A" w15:done="0"/>
-  <w15:commentEx w15:paraId="3E81BA4B" w15:done="0"/>
-  <w15:commentEx w15:paraId="3E81BA4C" w15:done="0"/>
-  <w15:commentEx w15:paraId="3E81BA4D" w15:done="0"/>
-  <w15:commentEx w15:paraId="3E81BA4E" w15:done="0"/>
+  <w15:commentEx w15:paraId="3E81BA46" w15:done="1"/>
+  <w15:commentEx w15:paraId="3E81BA47" w15:done="1"/>
+  <w15:commentEx w15:paraId="3E81BA48" w15:done="1"/>
+  <w15:commentEx w15:paraId="3E81BA49" w15:done="1"/>
+  <w15:commentEx w15:paraId="3E81BA4A" w15:done="1"/>
+  <w15:commentEx w15:paraId="3E81BA4B" w15:done="1"/>
+  <w15:commentEx w15:paraId="3E81BA4C" w15:done="1"/>
+  <w15:commentEx w15:paraId="3E81BA4D" w15:done="1"/>
+  <w15:commentEx w15:paraId="3E81BA4E" w15:done="1"/>
 </w15:commentsEx>
 </file>
 
@@ -18915,7 +19075,6 @@
     <w:basedOn w:val="Normale"/>
     <w:next w:val="Normale"/>
     <w:uiPriority w:val="9"/>
-    <w:semiHidden/>
     <w:unhideWhenUsed/>
     <w:qFormat/>
     <w:pPr>
@@ -19590,8 +19749,8 @@
 <file path=customXml/itemProps1.xml><?xml version="1.0" encoding="utf-8"?>
 <ds:datastoreItem xmlns:ds="http://schemas.openxmlformats.org/officeDocument/2006/customXml" ds:itemID="{11111111-1234-1234-1234-123412341234}">
   <ds:schemaRefs>
+    <ds:schemaRef ds:uri="http://customooxmlschemas.google.com/"/>
     <ds:schemaRef ds:uri="http://schemas.openxmlformats.org/officeDocument/2006/relationships"/>
-    <ds:schemaRef ds:uri="http://customooxmlschemas.google.com/"/>
   </ds:schemaRefs>
 </ds:datastoreItem>
 </file>